--- a/A1_Nivel_1/Folleto_AcademiaSeul_NivelA1.docx
+++ b/A1_Nivel_1/Folleto_AcademiaSeul_NivelA1.docx
@@ -869,7 +869,7 @@
                 <w:sz w:val="19"/>
                 <w:szCs w:val="19"/>
               </w:rPr>
-              <w:t xml:space="preserve">Sábados · una clase por semana</w:t>
+              <w:t xml:space="preserve">Una clase por semana (elige horario)</w:t>
             </w:r>
           </w:p>
         </w:tc>
@@ -938,7 +938,7 @@
                 <w:sz w:val="19"/>
                 <w:szCs w:val="19"/>
               </w:rPr>
-              <w:t xml:space="preserve">Sábado 11 de julio de 2026</w:t>
+              <w:t xml:space="preserve">Miércoles 8 o sábados 11 de julio de 2026</w:t>
             </w:r>
           </w:p>
         </w:tc>
@@ -975,7 +975,7 @@
                 <w:sz w:val="19"/>
                 <w:szCs w:val="19"/>
               </w:rPr>
-              <w:t xml:space="preserve">Horario</w:t>
+              <w:t xml:space="preserve">Horarios</w:t>
             </w:r>
           </w:p>
         </w:tc>
@@ -1007,7 +1007,7 @@
                 <w:sz w:val="19"/>
                 <w:szCs w:val="19"/>
               </w:rPr>
-              <w:t xml:space="preserve">11:00 hora Chile · 16:00 hora España</w:t>
+              <w:t xml:space="preserve">Miércoles 20:00 Chile · Sábados 11:00 Chile / 16:00 España</w:t>
             </w:r>
           </w:p>
         </w:tc>

--- a/A1_Nivel_1/Folleto_AcademiaSeul_NivelA1.docx
+++ b/A1_Nivel_1/Folleto_AcademiaSeul_NivelA1.docx
@@ -444,7 +444,7 @@
         <w:spacing w:after="50"/>
       </w:pPr>
       <w:r>
-        <w:t xml:space="preserve">Garantía: si la primera semana sientes que no es para ti, te devolvemos el 100%.</w:t>
+        <w:t xml:space="preserve">Certificado de Academia Seúl por tu participación en las clases.</w:t>
       </w:r>
     </w:p>
     <w:p>
@@ -2219,7 +2219,7 @@
         <w:spacing w:after="50"/>
       </w:pPr>
       <w:r>
-        <w:t xml:space="preserve">Certificado oficial de finalización del Nivel 1.</w:t>
+        <w:t xml:space="preserve">Certificado por participación en el Nivel 1.</w:t>
       </w:r>
     </w:p>
     <w:p>
@@ -2354,7 +2354,7 @@
         <w:jc w:val="both"/>
       </w:pPr>
       <w:r>
-        <w:t xml:space="preserve">Precio de lanzamiento: 89 USD — pago único, sin cuotas mensuales. Vigente hasta el 30 de junio de 2026.</w:t>
+        <w:t xml:space="preserve">Precio de lanzamiento: 89 USD / 85.000 CLP — pago único, sin cuotas mensuales. Vigente hasta el 30 de junio de 2026.</w:t>
       </w:r>
     </w:p>
     <w:p>
@@ -2380,7 +2380,7 @@
         <w:spacing w:after="50"/>
       </w:pPr>
       <w:r>
-        <w:t xml:space="preserve">Garantía de satisfacción: primera semana o te devolvemos el 100%.</w:t>
+        <w:t xml:space="preserve">Certificado de Academia Seúl por participación al cursar el Nivel 1.</w:t>
       </w:r>
     </w:p>
     <w:p>
